--- a/practics/practice_3/Big_data_practice03_B_PIN_RIS_2206_Sobolev Roman.docx
+++ b/practics/practice_3/Big_data_practice03_B_PIN_RIS_2206_Sobolev Roman.docx
@@ -394,17 +394,39 @@
           <w:sz w:val="28"/>
           <w:szCs w:val="28"/>
         </w:rPr>
-        <w:t xml:space="preserve">Проектная работа. Разработка веб-проекта для анализа данных. Библиотека </w:t>
-      </w:r>
-      <w:proofErr w:type="spellStart"/>
-      <w:r>
+        <w:t xml:space="preserve">Проектная работа. Разработка веб-проекта для анализа данных. </w:t>
+      </w:r>
+    </w:p>
+    <w:p>
+      <w:pPr>
+        <w:spacing w:after="0" w:line="360" w:lineRule="auto"/>
+        <w:jc w:val="center"/>
+        <w:textAlignment w:val="baseline"/>
         <w:rPr>
           <w:rFonts w:ascii="Times New Roman" w:hAnsi="Times New Roman" w:cs="Times New Roman"/>
           <w:color w:val="000000" w:themeColor="text1"/>
           <w:sz w:val="28"/>
           <w:szCs w:val="28"/>
         </w:rPr>
-        <w:t>Streamlit</w:t>
+      </w:pPr>
+      <w:r>
+        <w:rPr>
+          <w:rFonts w:ascii="Times New Roman" w:hAnsi="Times New Roman" w:cs="Times New Roman"/>
+          <w:color w:val="000000" w:themeColor="text1"/>
+          <w:sz w:val="28"/>
+          <w:szCs w:val="28"/>
+        </w:rPr>
+        <w:t xml:space="preserve">Работа с библиотекой </w:t>
+      </w:r>
+      <w:proofErr w:type="spellStart"/>
+      <w:r>
+        <w:rPr>
+          <w:rFonts w:ascii="Times New Roman" w:hAnsi="Times New Roman" w:cs="Times New Roman"/>
+          <w:color w:val="000000" w:themeColor="text1"/>
+          <w:sz w:val="28"/>
+          <w:szCs w:val="28"/>
+        </w:rPr>
+        <w:t>fastAPI</w:t>
       </w:r>
       <w:proofErr w:type="spellEnd"/>
       <w:r>
@@ -579,20 +601,8 @@
                 <w:sz w:val="28"/>
                 <w:szCs w:val="28"/>
               </w:rPr>
-              <w:t xml:space="preserve">Соболев </w:t>
+              <w:t>Соболев Р.В.</w:t>
             </w:r>
-            <w:proofErr w:type="gramStart"/>
-            <w:r>
-              <w:rPr>
-                <w:rFonts w:ascii="Times New Roman" w:eastAsia="WenQuanYi Micro Hei" w:hAnsi="Times New Roman" w:cs="Times New Roman"/>
-                <w:color w:val="000000" w:themeColor="text1"/>
-                <w:kern w:val="2"/>
-                <w:sz w:val="28"/>
-                <w:szCs w:val="28"/>
-              </w:rPr>
-              <w:t>Р.В.</w:t>
-            </w:r>
-            <w:proofErr w:type="gramEnd"/>
           </w:p>
           <w:p>
             <w:pPr>
@@ -881,27 +891,7 @@
                 <w:sz w:val="28"/>
                 <w:szCs w:val="28"/>
               </w:rPr>
-              <w:t>Формулировка з</w:t>
-            </w:r>
-            <w:r>
-              <w:rPr>
-                <w:rStyle w:val="ad"/>
-                <w:rFonts w:ascii="Times New Roman" w:hAnsi="Times New Roman" w:cs="Times New Roman"/>
-                <w:noProof/>
-                <w:sz w:val="28"/>
-                <w:szCs w:val="28"/>
-              </w:rPr>
-              <w:t>а</w:t>
-            </w:r>
-            <w:r>
-              <w:rPr>
-                <w:rStyle w:val="ad"/>
-                <w:rFonts w:ascii="Times New Roman" w:hAnsi="Times New Roman" w:cs="Times New Roman"/>
-                <w:noProof/>
-                <w:sz w:val="28"/>
-                <w:szCs w:val="28"/>
-              </w:rPr>
-              <w:t>дачи:</w:t>
+              <w:t>Формулировка задачи:</w:t>
             </w:r>
             <w:r>
               <w:rPr>
@@ -2441,27 +2431,7 @@
                 <w:sz w:val="28"/>
                 <w:szCs w:val="28"/>
               </w:rPr>
-              <w:t>3. Описание</w:t>
-            </w:r>
-            <w:r>
-              <w:rPr>
-                <w:rStyle w:val="ad"/>
-                <w:rFonts w:ascii="Times New Roman" w:hAnsi="Times New Roman" w:cs="Times New Roman"/>
-                <w:noProof/>
-                <w:sz w:val="28"/>
-                <w:szCs w:val="28"/>
-              </w:rPr>
-              <w:t xml:space="preserve"> </w:t>
-            </w:r>
-            <w:r>
-              <w:rPr>
-                <w:rStyle w:val="ad"/>
-                <w:rFonts w:ascii="Times New Roman" w:hAnsi="Times New Roman" w:cs="Times New Roman"/>
-                <w:noProof/>
-                <w:sz w:val="28"/>
-                <w:szCs w:val="28"/>
-              </w:rPr>
-              <w:t>веб-сервиса</w:t>
+              <w:t>3. Описание веб-сервиса</w:t>
             </w:r>
             <w:r>
               <w:rPr>
@@ -3616,25 +3586,7 @@
                 <w:sz w:val="28"/>
                 <w:szCs w:val="28"/>
               </w:rPr>
-              <w:t xml:space="preserve"> </w:t>
-            </w:r>
-            <w:proofErr w:type="gramStart"/>
-            <w:r>
-              <w:rPr>
-                <w:rFonts w:ascii="Times New Roman" w:hAnsi="Times New Roman" w:cs="Times New Roman"/>
-                <w:sz w:val="28"/>
-                <w:szCs w:val="28"/>
-              </w:rPr>
-              <w:t>2016-2022</w:t>
-            </w:r>
-            <w:proofErr w:type="gramEnd"/>
-            <w:r>
-              <w:rPr>
-                <w:rFonts w:ascii="Times New Roman" w:hAnsi="Times New Roman" w:cs="Times New Roman"/>
-                <w:sz w:val="28"/>
-                <w:szCs w:val="28"/>
-              </w:rPr>
-              <w:t xml:space="preserve"> Data</w:t>
+              <w:t xml:space="preserve"> 2016-2022 Data</w:t>
             </w:r>
           </w:p>
         </w:tc>
@@ -4659,21 +4611,9 @@
           <w:szCs w:val="21"/>
           <w:lang w:val="en-US" w:eastAsia="ru-RU"/>
         </w:rPr>
-        <w:t xml:space="preserve">        </w:t>
-      </w:r>
-      <w:proofErr w:type="gramStart"/>
-      <w:r>
-        <w:rPr>
-          <w:rFonts w:ascii="Consolas" w:eastAsia="Times New Roman" w:hAnsi="Consolas" w:cs="Times New Roman"/>
-          <w:color w:val="A5D6FF"/>
-          <w:sz w:val="21"/>
-          <w:szCs w:val="21"/>
-          <w:lang w:val="en-US" w:eastAsia="ru-RU"/>
-        </w:rPr>
-        <w:t>COUNT(</w:t>
+        <w:t>        COUNT(</w:t>
       </w:r>
       <w:proofErr w:type="spellStart"/>
-      <w:proofErr w:type="gramEnd"/>
       <w:r>
         <w:rPr>
           <w:rFonts w:ascii="Consolas" w:eastAsia="Times New Roman" w:hAnsi="Consolas" w:cs="Times New Roman"/>
@@ -4722,21 +4662,9 @@
           <w:szCs w:val="21"/>
           <w:lang w:val="en-US" w:eastAsia="ru-RU"/>
         </w:rPr>
-        <w:t xml:space="preserve">        </w:t>
-      </w:r>
-      <w:proofErr w:type="gramStart"/>
-      <w:r>
-        <w:rPr>
-          <w:rFonts w:ascii="Consolas" w:eastAsia="Times New Roman" w:hAnsi="Consolas" w:cs="Times New Roman"/>
-          <w:color w:val="A5D6FF"/>
-          <w:sz w:val="21"/>
-          <w:szCs w:val="21"/>
-          <w:lang w:val="en-US" w:eastAsia="ru-RU"/>
-        </w:rPr>
-        <w:t>SUM(</w:t>
+        <w:t>        SUM(</w:t>
       </w:r>
       <w:proofErr w:type="spellStart"/>
-      <w:proofErr w:type="gramEnd"/>
       <w:r>
         <w:rPr>
           <w:rFonts w:ascii="Consolas" w:eastAsia="Times New Roman" w:hAnsi="Consolas" w:cs="Times New Roman"/>
@@ -4785,21 +4713,9 @@
           <w:szCs w:val="21"/>
           <w:lang w:val="en-US" w:eastAsia="ru-RU"/>
         </w:rPr>
-        <w:t>        ROUND(</w:t>
-      </w:r>
-      <w:proofErr w:type="gramStart"/>
-      <w:r>
-        <w:rPr>
-          <w:rFonts w:ascii="Consolas" w:eastAsia="Times New Roman" w:hAnsi="Consolas" w:cs="Times New Roman"/>
-          <w:color w:val="A5D6FF"/>
-          <w:sz w:val="21"/>
-          <w:szCs w:val="21"/>
-          <w:lang w:val="en-US" w:eastAsia="ru-RU"/>
-        </w:rPr>
-        <w:t>AVG(</w:t>
+        <w:t>        ROUND(AVG(</w:t>
       </w:r>
       <w:proofErr w:type="spellStart"/>
-      <w:proofErr w:type="gramEnd"/>
       <w:r>
         <w:rPr>
           <w:rFonts w:ascii="Consolas" w:eastAsia="Times New Roman" w:hAnsi="Consolas" w:cs="Times New Roman"/>
@@ -5093,7 +5009,6 @@
         <w:t>m."ATTENDANCE</w:t>
       </w:r>
       <w:proofErr w:type="spellEnd"/>
-      <w:proofErr w:type="gramStart"/>
       <w:r>
         <w:rPr>
           <w:rFonts w:ascii="Consolas" w:eastAsia="Times New Roman" w:hAnsi="Consolas" w:cs="Times New Roman"/>
@@ -5102,18 +5017,7 @@
           <w:szCs w:val="21"/>
           <w:lang w:eastAsia="ru-RU"/>
         </w:rPr>
-        <w:t>" &gt;</w:t>
-      </w:r>
-      <w:proofErr w:type="gramEnd"/>
-      <w:r>
-        <w:rPr>
-          <w:rFonts w:ascii="Consolas" w:eastAsia="Times New Roman" w:hAnsi="Consolas" w:cs="Times New Roman"/>
-          <w:color w:val="A5D6FF"/>
-          <w:sz w:val="21"/>
-          <w:szCs w:val="21"/>
-          <w:lang w:eastAsia="ru-RU"/>
-        </w:rPr>
-        <w:t xml:space="preserve"> 0</w:t>
+        <w:t>" &gt; 0</w:t>
       </w:r>
     </w:p>
     <w:p>
@@ -5951,21 +5855,9 @@
           <w:szCs w:val="21"/>
           <w:lang w:val="en-US" w:eastAsia="ru-RU"/>
         </w:rPr>
-        <w:t xml:space="preserve">        </w:t>
-      </w:r>
-      <w:proofErr w:type="gramStart"/>
-      <w:r>
-        <w:rPr>
-          <w:rFonts w:ascii="Consolas" w:eastAsia="Times New Roman" w:hAnsi="Consolas" w:cs="Times New Roman"/>
-          <w:color w:val="A5D6FF"/>
-          <w:sz w:val="21"/>
-          <w:szCs w:val="21"/>
-          <w:lang w:val="en-US" w:eastAsia="ru-RU"/>
-        </w:rPr>
-        <w:t>COUNT(</w:t>
+        <w:t>        COUNT(</w:t>
       </w:r>
       <w:proofErr w:type="spellStart"/>
-      <w:proofErr w:type="gramEnd"/>
       <w:r>
         <w:rPr>
           <w:rFonts w:ascii="Consolas" w:eastAsia="Times New Roman" w:hAnsi="Consolas" w:cs="Times New Roman"/>
@@ -7507,29 +7399,7 @@
           <w:szCs w:val="21"/>
           <w:lang w:val="en-US" w:eastAsia="ru-RU"/>
         </w:rPr>
-        <w:t xml:space="preserve">        </w:t>
-      </w:r>
-      <w:proofErr w:type="gramStart"/>
-      <w:r>
-        <w:rPr>
-          <w:rFonts w:ascii="Consolas" w:eastAsia="Times New Roman" w:hAnsi="Consolas" w:cs="Times New Roman"/>
-          <w:color w:val="A5D6FF"/>
-          <w:sz w:val="21"/>
-          <w:szCs w:val="21"/>
-          <w:lang w:val="en-US" w:eastAsia="ru-RU"/>
-        </w:rPr>
-        <w:t>COUNT(</w:t>
-      </w:r>
-      <w:proofErr w:type="gramEnd"/>
-      <w:r>
-        <w:rPr>
-          <w:rFonts w:ascii="Consolas" w:eastAsia="Times New Roman" w:hAnsi="Consolas" w:cs="Times New Roman"/>
-          <w:color w:val="A5D6FF"/>
-          <w:sz w:val="21"/>
-          <w:szCs w:val="21"/>
-          <w:lang w:val="en-US" w:eastAsia="ru-RU"/>
-        </w:rPr>
-        <w:t xml:space="preserve">DISTINCT </w:t>
+        <w:t xml:space="preserve">        COUNT(DISTINCT </w:t>
       </w:r>
       <w:proofErr w:type="spellStart"/>
       <w:r>
@@ -7580,29 +7450,7 @@
           <w:szCs w:val="21"/>
           <w:lang w:val="en-US" w:eastAsia="ru-RU"/>
         </w:rPr>
-        <w:t xml:space="preserve">        </w:t>
-      </w:r>
-      <w:proofErr w:type="gramStart"/>
-      <w:r>
-        <w:rPr>
-          <w:rFonts w:ascii="Consolas" w:eastAsia="Times New Roman" w:hAnsi="Consolas" w:cs="Times New Roman"/>
-          <w:color w:val="A5D6FF"/>
-          <w:sz w:val="21"/>
-          <w:szCs w:val="21"/>
-          <w:lang w:val="en-US" w:eastAsia="ru-RU"/>
-        </w:rPr>
-        <w:t>COUNT(</w:t>
-      </w:r>
-      <w:proofErr w:type="gramEnd"/>
-      <w:r>
-        <w:rPr>
-          <w:rFonts w:ascii="Consolas" w:eastAsia="Times New Roman" w:hAnsi="Consolas" w:cs="Times New Roman"/>
-          <w:color w:val="A5D6FF"/>
-          <w:sz w:val="21"/>
-          <w:szCs w:val="21"/>
-          <w:lang w:val="en-US" w:eastAsia="ru-RU"/>
-        </w:rPr>
-        <w:t xml:space="preserve">DISTINCT </w:t>
+        <w:t xml:space="preserve">        COUNT(DISTINCT </w:t>
       </w:r>
       <w:proofErr w:type="spellStart"/>
       <w:r>
@@ -8310,7 +8158,6 @@
         <w:t>p."WEIGHT</w:t>
       </w:r>
       <w:proofErr w:type="spellEnd"/>
-      <w:proofErr w:type="gramStart"/>
       <w:r>
         <w:rPr>
           <w:rFonts w:ascii="Consolas" w:eastAsia="Times New Roman" w:hAnsi="Consolas" w:cs="Times New Roman"/>
@@ -8321,7 +8168,6 @@
         </w:rPr>
         <w:t>";</w:t>
       </w:r>
-      <w:proofErr w:type="gramEnd"/>
     </w:p>
     <w:p>
       <w:pPr>
@@ -8979,21 +8825,9 @@
           <w:szCs w:val="21"/>
           <w:lang w:val="en-US" w:eastAsia="ru-RU"/>
         </w:rPr>
-        <w:t xml:space="preserve">        </w:t>
-      </w:r>
-      <w:proofErr w:type="gramStart"/>
-      <w:r>
-        <w:rPr>
-          <w:rFonts w:ascii="Consolas" w:eastAsia="Times New Roman" w:hAnsi="Consolas" w:cs="Times New Roman"/>
-          <w:color w:val="A5D6FF"/>
-          <w:sz w:val="21"/>
-          <w:szCs w:val="21"/>
-          <w:lang w:val="en-US" w:eastAsia="ru-RU"/>
-        </w:rPr>
-        <w:t>COUNT(</w:t>
+        <w:t>        COUNT(</w:t>
       </w:r>
       <w:proofErr w:type="spellStart"/>
-      <w:proofErr w:type="gramEnd"/>
       <w:r>
         <w:rPr>
           <w:rFonts w:ascii="Consolas" w:eastAsia="Times New Roman" w:hAnsi="Consolas" w:cs="Times New Roman"/>
@@ -9715,7 +9549,6 @@
         </w:rPr>
         <w:t xml:space="preserve"> </w:t>
       </w:r>
-      <w:proofErr w:type="gramStart"/>
       <w:r>
         <w:rPr>
           <w:rFonts w:ascii="Consolas" w:eastAsia="Times New Roman" w:hAnsi="Consolas" w:cs="Times New Roman"/>
@@ -9744,18 +9577,7 @@
           <w:szCs w:val="21"/>
           <w:lang w:val="en-US" w:eastAsia="ru-RU"/>
         </w:rPr>
-        <w:t>""</w:t>
-      </w:r>
-      <w:proofErr w:type="gramEnd"/>
-      <w:r>
-        <w:rPr>
-          <w:rFonts w:ascii="Consolas" w:eastAsia="Times New Roman" w:hAnsi="Consolas" w:cs="Times New Roman"/>
-          <w:color w:val="A5D6FF"/>
-          <w:sz w:val="21"/>
-          <w:szCs w:val="21"/>
-          <w:lang w:val="en-US" w:eastAsia="ru-RU"/>
-        </w:rPr>
-        <w:t>"</w:t>
+        <w:t>"""</w:t>
       </w:r>
     </w:p>
     <w:p>
@@ -9828,29 +9650,7 @@
           <w:lang w:val="en-US" w:eastAsia="ru-RU"/>
         </w:rPr>
         <w:lastRenderedPageBreak/>
-        <w:t xml:space="preserve">        </w:t>
-      </w:r>
-      <w:proofErr w:type="gramStart"/>
-      <w:r>
-        <w:rPr>
-          <w:rFonts w:ascii="Consolas" w:eastAsia="Times New Roman" w:hAnsi="Consolas" w:cs="Times New Roman"/>
-          <w:color w:val="A5D6FF"/>
-          <w:sz w:val="21"/>
-          <w:szCs w:val="21"/>
-          <w:lang w:val="en-US" w:eastAsia="ru-RU"/>
-        </w:rPr>
-        <w:t>COUNT(</w:t>
-      </w:r>
-      <w:proofErr w:type="gramEnd"/>
-      <w:r>
-        <w:rPr>
-          <w:rFonts w:ascii="Consolas" w:eastAsia="Times New Roman" w:hAnsi="Consolas" w:cs="Times New Roman"/>
-          <w:color w:val="A5D6FF"/>
-          <w:sz w:val="21"/>
-          <w:szCs w:val="21"/>
-          <w:lang w:val="en-US" w:eastAsia="ru-RU"/>
-        </w:rPr>
-        <w:t>*) AS MATCHES,</w:t>
+        <w:t>        COUNT(*) AS MATCHES,</w:t>
       </w:r>
     </w:p>
     <w:p>
@@ -9874,29 +9674,7 @@
           <w:szCs w:val="21"/>
           <w:lang w:val="en-US" w:eastAsia="ru-RU"/>
         </w:rPr>
-        <w:t xml:space="preserve">        </w:t>
-      </w:r>
-      <w:proofErr w:type="gramStart"/>
-      <w:r>
-        <w:rPr>
-          <w:rFonts w:ascii="Consolas" w:eastAsia="Times New Roman" w:hAnsi="Consolas" w:cs="Times New Roman"/>
-          <w:color w:val="A5D6FF"/>
-          <w:sz w:val="21"/>
-          <w:szCs w:val="21"/>
-          <w:lang w:val="en-US" w:eastAsia="ru-RU"/>
-        </w:rPr>
-        <w:t>ROUND(AVG(</w:t>
-      </w:r>
-      <w:proofErr w:type="gramEnd"/>
-      <w:r>
-        <w:rPr>
-          <w:rFonts w:ascii="Consolas" w:eastAsia="Times New Roman" w:hAnsi="Consolas" w:cs="Times New Roman"/>
-          <w:color w:val="A5D6FF"/>
-          <w:sz w:val="21"/>
-          <w:szCs w:val="21"/>
-          <w:lang w:val="en-US" w:eastAsia="ru-RU"/>
-        </w:rPr>
-        <w:t>"HOME_TEAM_SCORE" + "AWAY_TEAM_SCORE"), 2) AS AVG_GOALS_PER_MATCH,</w:t>
+        <w:t>        ROUND(AVG("HOME_TEAM_SCORE" + "AWAY_TEAM_SCORE"), 2) AS AVG_GOALS_PER_MATCH,</w:t>
       </w:r>
     </w:p>
     <w:p>
@@ -9920,29 +9698,7 @@
           <w:szCs w:val="21"/>
           <w:lang w:val="en-US" w:eastAsia="ru-RU"/>
         </w:rPr>
-        <w:t xml:space="preserve">        </w:t>
-      </w:r>
-      <w:proofErr w:type="gramStart"/>
-      <w:r>
-        <w:rPr>
-          <w:rFonts w:ascii="Consolas" w:eastAsia="Times New Roman" w:hAnsi="Consolas" w:cs="Times New Roman"/>
-          <w:color w:val="A5D6FF"/>
-          <w:sz w:val="21"/>
-          <w:szCs w:val="21"/>
-          <w:lang w:val="en-US" w:eastAsia="ru-RU"/>
-        </w:rPr>
-        <w:t>SUM(</w:t>
-      </w:r>
-      <w:proofErr w:type="gramEnd"/>
-      <w:r>
-        <w:rPr>
-          <w:rFonts w:ascii="Consolas" w:eastAsia="Times New Roman" w:hAnsi="Consolas" w:cs="Times New Roman"/>
-          <w:color w:val="A5D6FF"/>
-          <w:sz w:val="21"/>
-          <w:szCs w:val="21"/>
-          <w:lang w:val="en-US" w:eastAsia="ru-RU"/>
-        </w:rPr>
-        <w:t>"HOME_TEAM_SCORE" + "AWAY_TEAM_SCORE") AS TOTAL_GOALS</w:t>
+        <w:t>        SUM("HOME_TEAM_SCORE" + "AWAY_TEAM_SCORE") AS TOTAL_GOALS</w:t>
       </w:r>
     </w:p>
     <w:p>
@@ -10318,29 +10074,7 @@
           <w:szCs w:val="21"/>
           <w:lang w:val="en-US" w:eastAsia="ru-RU"/>
         </w:rPr>
-        <w:t xml:space="preserve">        </w:t>
-      </w:r>
-      <w:proofErr w:type="gramStart"/>
-      <w:r>
-        <w:rPr>
-          <w:rFonts w:ascii="Consolas" w:eastAsia="Times New Roman" w:hAnsi="Consolas" w:cs="Times New Roman"/>
-          <w:color w:val="A5D6FF"/>
-          <w:sz w:val="21"/>
-          <w:szCs w:val="21"/>
-          <w:lang w:val="en-US" w:eastAsia="ru-RU"/>
-        </w:rPr>
-        <w:t>COUNT(</w:t>
-      </w:r>
-      <w:proofErr w:type="gramEnd"/>
-      <w:r>
-        <w:rPr>
-          <w:rFonts w:ascii="Consolas" w:eastAsia="Times New Roman" w:hAnsi="Consolas" w:cs="Times New Roman"/>
-          <w:color w:val="A5D6FF"/>
-          <w:sz w:val="21"/>
-          <w:szCs w:val="21"/>
-          <w:lang w:val="en-US" w:eastAsia="ru-RU"/>
-        </w:rPr>
-        <w:t>*) AS HOME_MATCHES,</w:t>
+        <w:t>        COUNT(*) AS HOME_MATCHES,</w:t>
       </w:r>
     </w:p>
     <w:p>
@@ -10484,29 +10218,7 @@
           <w:szCs w:val="21"/>
           <w:lang w:val="en-US" w:eastAsia="ru-RU"/>
         </w:rPr>
-        <w:t xml:space="preserve">    HAVING </w:t>
-      </w:r>
-      <w:proofErr w:type="gramStart"/>
-      <w:r>
-        <w:rPr>
-          <w:rFonts w:ascii="Consolas" w:eastAsia="Times New Roman" w:hAnsi="Consolas" w:cs="Times New Roman"/>
-          <w:color w:val="A5D6FF"/>
-          <w:sz w:val="21"/>
-          <w:szCs w:val="21"/>
-          <w:lang w:val="en-US" w:eastAsia="ru-RU"/>
-        </w:rPr>
-        <w:t>COUNT(</w:t>
-      </w:r>
-      <w:proofErr w:type="gramEnd"/>
-      <w:r>
-        <w:rPr>
-          <w:rFonts w:ascii="Consolas" w:eastAsia="Times New Roman" w:hAnsi="Consolas" w:cs="Times New Roman"/>
-          <w:color w:val="A5D6FF"/>
-          <w:sz w:val="21"/>
-          <w:szCs w:val="21"/>
-          <w:lang w:val="en-US" w:eastAsia="ru-RU"/>
-        </w:rPr>
-        <w:t>*) &gt; 5</w:t>
+        <w:t>    HAVING COUNT(*) &gt; 5</w:t>
       </w:r>
     </w:p>
     <w:p>
@@ -11206,25 +10918,7 @@
           <w:sz w:val="28"/>
           <w:szCs w:val="28"/>
         </w:rPr>
-        <w:t xml:space="preserve"> </w:t>
-      </w:r>
-      <w:proofErr w:type="gramStart"/>
-      <w:r>
-        <w:rPr>
-          <w:rFonts w:ascii="Times New Roman" w:hAnsi="Times New Roman" w:cs="Times New Roman"/>
-          <w:sz w:val="28"/>
-          <w:szCs w:val="28"/>
-        </w:rPr>
-        <w:t>2016-2022</w:t>
-      </w:r>
-      <w:proofErr w:type="gramEnd"/>
-      <w:r>
-        <w:rPr>
-          <w:rFonts w:ascii="Times New Roman" w:hAnsi="Times New Roman" w:cs="Times New Roman"/>
-          <w:sz w:val="28"/>
-          <w:szCs w:val="28"/>
-        </w:rPr>
-        <w:t>. Основное назначение сервиса — предоставление удобного интерфейса для визуализации и анализа результатов SQL-запросов, полученных в ходе выполнения практической работы №1, а также демонстрация возможностей машинного обучения для прогнозирования посещаемости матчей.</w:t>
+        <w:t xml:space="preserve"> 2016-2022. Основное назначение сервиса — предоставление удобного интерфейса для визуализации и анализа результатов SQL-запросов, полученных в ходе выполнения практической работы №1, а также демонстрация возможностей машинного обучения для прогнозирования посещаемости матчей.</w:t>
       </w:r>
     </w:p>
     <w:p>
@@ -11496,6 +11190,7 @@
           <w:rFonts w:ascii="Times New Roman" w:hAnsi="Times New Roman" w:cs="Times New Roman"/>
           <w:b/>
           <w:bCs/>
+          <w:noProof/>
           <w:sz w:val="28"/>
           <w:szCs w:val="28"/>
         </w:rPr>
@@ -14283,7 +13978,6 @@
         <w:t xml:space="preserve"> </w:t>
       </w:r>
       <w:proofErr w:type="spellStart"/>
-      <w:proofErr w:type="gramStart"/>
       <w:r>
         <w:rPr>
           <w:rFonts w:ascii="Consolas" w:eastAsia="Times New Roman" w:hAnsi="Consolas" w:cs="Times New Roman"/>
@@ -14306,7 +14000,6 @@
         <w:t>(</w:t>
       </w:r>
       <w:proofErr w:type="spellStart"/>
-      <w:proofErr w:type="gramEnd"/>
       <w:r>
         <w:rPr>
           <w:rFonts w:ascii="Consolas" w:eastAsia="Times New Roman" w:hAnsi="Consolas" w:cs="Times New Roman"/>
@@ -14767,7 +14460,6 @@
         <w:t xml:space="preserve"> </w:t>
       </w:r>
       <w:proofErr w:type="spellStart"/>
-      <w:proofErr w:type="gramStart"/>
       <w:r>
         <w:rPr>
           <w:rFonts w:ascii="Consolas" w:eastAsia="Times New Roman" w:hAnsi="Consolas" w:cs="Times New Roman"/>
@@ -14790,7 +14482,6 @@
         <w:t>(</w:t>
       </w:r>
       <w:proofErr w:type="spellStart"/>
-      <w:proofErr w:type="gramEnd"/>
       <w:r>
         <w:rPr>
           <w:rFonts w:ascii="Consolas" w:eastAsia="Times New Roman" w:hAnsi="Consolas" w:cs="Times New Roman"/>
@@ -15175,7 +14866,7 @@
           <w:color w:val="BBBEBF"/>
           <w:sz w:val="21"/>
           <w:szCs w:val="21"/>
-          <w:lang w:eastAsia="ru-RU"/>
+          <w:lang w:val="en-US" w:eastAsia="ru-RU"/>
         </w:rPr>
       </w:pPr>
       <w:proofErr w:type="spellStart"/>
@@ -15185,7 +14876,7 @@
           <w:color w:val="C9D1D9"/>
           <w:sz w:val="21"/>
           <w:szCs w:val="21"/>
-          <w:lang w:eastAsia="ru-RU"/>
+          <w:lang w:val="en-US" w:eastAsia="ru-RU"/>
         </w:rPr>
         <w:t>app</w:t>
       </w:r>
@@ -15195,7 +14886,7 @@
           <w:color w:val="BBBEBF"/>
           <w:sz w:val="21"/>
           <w:szCs w:val="21"/>
-          <w:lang w:eastAsia="ru-RU"/>
+          <w:lang w:val="en-US" w:eastAsia="ru-RU"/>
         </w:rPr>
         <w:t>.</w:t>
       </w:r>
@@ -15205,20 +14896,9 @@
           <w:color w:val="D2A8FF"/>
           <w:sz w:val="21"/>
           <w:szCs w:val="21"/>
-          <w:lang w:eastAsia="ru-RU"/>
-        </w:rPr>
-        <w:t>add_</w:t>
-      </w:r>
-      <w:proofErr w:type="gramStart"/>
-      <w:r>
-        <w:rPr>
-          <w:rFonts w:ascii="Consolas" w:eastAsia="Times New Roman" w:hAnsi="Consolas" w:cs="Times New Roman"/>
-          <w:color w:val="D2A8FF"/>
-          <w:sz w:val="21"/>
-          <w:szCs w:val="21"/>
-          <w:lang w:eastAsia="ru-RU"/>
-        </w:rPr>
-        <w:t>middleware</w:t>
+          <w:lang w:val="en-US" w:eastAsia="ru-RU"/>
+        </w:rPr>
+        <w:t>add_middleware</w:t>
       </w:r>
       <w:proofErr w:type="spellEnd"/>
       <w:r>
@@ -15227,11 +14907,10 @@
           <w:color w:val="BBBEBF"/>
           <w:sz w:val="21"/>
           <w:szCs w:val="21"/>
-          <w:lang w:eastAsia="ru-RU"/>
+          <w:lang w:val="en-US" w:eastAsia="ru-RU"/>
         </w:rPr>
         <w:t>(</w:t>
       </w:r>
-      <w:proofErr w:type="gramEnd"/>
     </w:p>
     <w:p>
       <w:pPr>
@@ -15244,7 +14923,7 @@
           <w:color w:val="BBBEBF"/>
           <w:sz w:val="21"/>
           <w:szCs w:val="21"/>
-          <w:lang w:eastAsia="ru-RU"/>
+          <w:lang w:val="en-US" w:eastAsia="ru-RU"/>
         </w:rPr>
       </w:pPr>
       <w:r>
@@ -15253,7 +14932,7 @@
           <w:color w:val="BBBEBF"/>
           <w:sz w:val="21"/>
           <w:szCs w:val="21"/>
-          <w:lang w:eastAsia="ru-RU"/>
+          <w:lang w:val="en-US" w:eastAsia="ru-RU"/>
         </w:rPr>
         <w:t xml:space="preserve">    </w:t>
       </w:r>
@@ -15264,7 +14943,7 @@
           <w:color w:val="4EC9B0"/>
           <w:sz w:val="21"/>
           <w:szCs w:val="21"/>
-          <w:lang w:eastAsia="ru-RU"/>
+          <w:lang w:val="en-US" w:eastAsia="ru-RU"/>
         </w:rPr>
         <w:t>CORSMiddleware</w:t>
       </w:r>
@@ -15275,7 +14954,7 @@
           <w:color w:val="BBBEBF"/>
           <w:sz w:val="21"/>
           <w:szCs w:val="21"/>
-          <w:lang w:eastAsia="ru-RU"/>
+          <w:lang w:val="en-US" w:eastAsia="ru-RU"/>
         </w:rPr>
         <w:t>,</w:t>
       </w:r>
@@ -15300,7 +14979,7 @@
           <w:color w:val="BBBEBF"/>
           <w:sz w:val="21"/>
           <w:szCs w:val="21"/>
-          <w:lang w:eastAsia="ru-RU"/>
+          <w:lang w:val="en-US" w:eastAsia="ru-RU"/>
         </w:rPr>
         <w:t xml:space="preserve">    </w:t>
       </w:r>
@@ -15311,19 +14990,18 @@
           <w:color w:val="FFA657"/>
           <w:sz w:val="21"/>
           <w:szCs w:val="21"/>
-          <w:lang w:eastAsia="ru-RU"/>
+          <w:lang w:val="en-US" w:eastAsia="ru-RU"/>
         </w:rPr>
         <w:t>allow_origins</w:t>
       </w:r>
       <w:proofErr w:type="spellEnd"/>
-      <w:proofErr w:type="gramStart"/>
       <w:r>
         <w:rPr>
           <w:rFonts w:ascii="Consolas" w:eastAsia="Times New Roman" w:hAnsi="Consolas" w:cs="Times New Roman"/>
           <w:color w:val="D4D4D4"/>
           <w:sz w:val="21"/>
           <w:szCs w:val="21"/>
-          <w:lang w:eastAsia="ru-RU"/>
+          <w:lang w:val="en-US" w:eastAsia="ru-RU"/>
         </w:rPr>
         <w:t>=</w:t>
       </w:r>
@@ -15333,18 +15011,17 @@
           <w:color w:val="BBBEBF"/>
           <w:sz w:val="21"/>
           <w:szCs w:val="21"/>
-          <w:lang w:eastAsia="ru-RU"/>
+          <w:lang w:val="en-US" w:eastAsia="ru-RU"/>
         </w:rPr>
         <w:t>[</w:t>
       </w:r>
-      <w:proofErr w:type="gramEnd"/>
       <w:r>
         <w:rPr>
           <w:rFonts w:ascii="Consolas" w:eastAsia="Times New Roman" w:hAnsi="Consolas" w:cs="Times New Roman"/>
           <w:color w:val="A5D6FF"/>
           <w:sz w:val="21"/>
           <w:szCs w:val="21"/>
-          <w:lang w:eastAsia="ru-RU"/>
+          <w:lang w:val="en-US" w:eastAsia="ru-RU"/>
         </w:rPr>
         <w:t>"*"</w:t>
       </w:r>
@@ -15354,7 +15031,7 @@
           <w:color w:val="BBBEBF"/>
           <w:sz w:val="21"/>
           <w:szCs w:val="21"/>
-          <w:lang w:eastAsia="ru-RU"/>
+          <w:lang w:val="en-US" w:eastAsia="ru-RU"/>
         </w:rPr>
         <w:t>],</w:t>
       </w:r>
@@ -15462,7 +15139,6 @@
         <w:t>allow_methods</w:t>
       </w:r>
       <w:proofErr w:type="spellEnd"/>
-      <w:proofErr w:type="gramStart"/>
       <w:r>
         <w:rPr>
           <w:rFonts w:ascii="Consolas" w:eastAsia="Times New Roman" w:hAnsi="Consolas" w:cs="Times New Roman"/>
@@ -15483,7 +15159,6 @@
         </w:rPr>
         <w:t>[</w:t>
       </w:r>
-      <w:proofErr w:type="gramEnd"/>
       <w:r>
         <w:rPr>
           <w:rFonts w:ascii="Consolas" w:eastAsia="Times New Roman" w:hAnsi="Consolas" w:cs="Times New Roman"/>
@@ -15541,7 +15216,6 @@
         <w:t>allow_headers</w:t>
       </w:r>
       <w:proofErr w:type="spellEnd"/>
-      <w:proofErr w:type="gramStart"/>
       <w:r>
         <w:rPr>
           <w:rFonts w:ascii="Consolas" w:eastAsia="Times New Roman" w:hAnsi="Consolas" w:cs="Times New Roman"/>
@@ -15562,7 +15236,6 @@
         </w:rPr>
         <w:t>[</w:t>
       </w:r>
-      <w:proofErr w:type="gramEnd"/>
       <w:r>
         <w:rPr>
           <w:rFonts w:ascii="Consolas" w:eastAsia="Times New Roman" w:hAnsi="Consolas" w:cs="Times New Roman"/>
@@ -15643,25 +15316,7 @@
           <w:sz w:val="28"/>
           <w:szCs w:val="28"/>
         </w:rPr>
-        <w:t>Загрузка данных при старте — данные загружаются один раз при запуске сервера с помощью события @</w:t>
-      </w:r>
-      <w:proofErr w:type="gramStart"/>
-      <w:r>
-        <w:rPr>
-          <w:rFonts w:ascii="Times New Roman" w:hAnsi="Times New Roman" w:cs="Times New Roman"/>
-          <w:sz w:val="28"/>
-          <w:szCs w:val="28"/>
-        </w:rPr>
-        <w:t>app.on</w:t>
-      </w:r>
-      <w:proofErr w:type="gramEnd"/>
-      <w:r>
-        <w:rPr>
-          <w:rFonts w:ascii="Times New Roman" w:hAnsi="Times New Roman" w:cs="Times New Roman"/>
-          <w:sz w:val="28"/>
-          <w:szCs w:val="28"/>
-        </w:rPr>
-        <w:t>_event("startup")</w:t>
+        <w:t>Загрузка данных при старте — данные загружаются один раз при запуске сервера с помощью события @app.on_event("startup")</w:t>
       </w:r>
     </w:p>
     <w:p>
@@ -15704,25 +15359,7 @@
           <w:sz w:val="28"/>
           <w:szCs w:val="28"/>
         </w:rPr>
-        <w:t xml:space="preserve"> использует @</w:t>
-      </w:r>
-      <w:proofErr w:type="gramStart"/>
-      <w:r>
-        <w:rPr>
-          <w:rFonts w:ascii="Times New Roman" w:hAnsi="Times New Roman" w:cs="Times New Roman"/>
-          <w:sz w:val="28"/>
-          <w:szCs w:val="28"/>
-        </w:rPr>
-        <w:t>st.cache</w:t>
-      </w:r>
-      <w:proofErr w:type="gramEnd"/>
-      <w:r>
-        <w:rPr>
-          <w:rFonts w:ascii="Times New Roman" w:hAnsi="Times New Roman" w:cs="Times New Roman"/>
-          <w:sz w:val="28"/>
-          <w:szCs w:val="28"/>
-        </w:rPr>
-        <w:t>_data для кэширования ответов от API</w:t>
+        <w:t xml:space="preserve"> использует @st.cache_data для кэширования ответов от API</w:t>
       </w:r>
     </w:p>
     <w:p/>
@@ -15735,9 +15372,6 @@
         <w:t>3.</w:t>
       </w:r>
       <w:r>
-        <w:rPr>
-          <w:lang w:val="en-US"/>
-        </w:rPr>
         <w:t>3</w:t>
       </w:r>
       <w:r>
@@ -16124,7 +15758,6 @@
           <w:bCs/>
           <w:sz w:val="28"/>
           <w:szCs w:val="40"/>
-          <w:lang w:val="en-US"/>
         </w:rPr>
       </w:pPr>
       <w:r>
@@ -16160,7 +15793,6 @@
         </w:rPr>
         <w:t>@</w:t>
       </w:r>
-      <w:proofErr w:type="gramStart"/>
       <w:r>
         <w:rPr>
           <w:rFonts w:ascii="Consolas" w:eastAsia="Times New Roman" w:hAnsi="Consolas" w:cs="Times New Roman"/>
@@ -16191,7 +15823,6 @@
         </w:rPr>
         <w:t>(</w:t>
       </w:r>
-      <w:proofErr w:type="gramEnd"/>
       <w:r>
         <w:rPr>
           <w:rFonts w:ascii="Consolas" w:eastAsia="Times New Roman" w:hAnsi="Consolas" w:cs="Times New Roman"/>
@@ -16234,7 +15865,6 @@
         </w:rPr>
         <w:t>=</w:t>
       </w:r>
-      <w:proofErr w:type="gramStart"/>
       <w:r>
         <w:rPr>
           <w:rFonts w:ascii="Consolas" w:eastAsia="Times New Roman" w:hAnsi="Consolas" w:cs="Times New Roman"/>
@@ -16256,7 +15886,6 @@
         <w:t>[</w:t>
       </w:r>
       <w:proofErr w:type="spellStart"/>
-      <w:proofErr w:type="gramEnd"/>
       <w:r>
         <w:rPr>
           <w:rFonts w:ascii="Consolas" w:eastAsia="Times New Roman" w:hAnsi="Consolas" w:cs="Times New Roman"/>
@@ -16341,9 +15970,79 @@
           <w:szCs w:val="21"/>
           <w:lang w:val="en-US" w:eastAsia="ru-RU"/>
         </w:rPr>
-        <w:t>get_top_</w:t>
-      </w:r>
-      <w:proofErr w:type="gramStart"/>
+        <w:t>get_top_attendance</w:t>
+      </w:r>
+      <w:proofErr w:type="spellEnd"/>
+      <w:r>
+        <w:rPr>
+          <w:rFonts w:ascii="Consolas" w:eastAsia="Times New Roman" w:hAnsi="Consolas" w:cs="Times New Roman"/>
+          <w:color w:val="BBBEBF"/>
+          <w:sz w:val="21"/>
+          <w:szCs w:val="21"/>
+          <w:lang w:val="en-US" w:eastAsia="ru-RU"/>
+        </w:rPr>
+        <w:t>(</w:t>
+      </w:r>
+      <w:r>
+        <w:rPr>
+          <w:rFonts w:ascii="Consolas" w:eastAsia="Times New Roman" w:hAnsi="Consolas" w:cs="Times New Roman"/>
+          <w:color w:val="FFA657"/>
+          <w:sz w:val="21"/>
+          <w:szCs w:val="21"/>
+          <w:lang w:val="en-US" w:eastAsia="ru-RU"/>
+        </w:rPr>
+        <w:t>limit</w:t>
+      </w:r>
+      <w:r>
+        <w:rPr>
+          <w:rFonts w:ascii="Consolas" w:eastAsia="Times New Roman" w:hAnsi="Consolas" w:cs="Times New Roman"/>
+          <w:color w:val="BBBEBF"/>
+          <w:sz w:val="21"/>
+          <w:szCs w:val="21"/>
+          <w:lang w:val="en-US" w:eastAsia="ru-RU"/>
+        </w:rPr>
+        <w:t xml:space="preserve">: </w:t>
+      </w:r>
+      <w:r>
+        <w:rPr>
+          <w:rFonts w:ascii="Consolas" w:eastAsia="Times New Roman" w:hAnsi="Consolas" w:cs="Times New Roman"/>
+          <w:color w:val="4EC9B0"/>
+          <w:sz w:val="21"/>
+          <w:szCs w:val="21"/>
+          <w:lang w:val="en-US" w:eastAsia="ru-RU"/>
+        </w:rPr>
+        <w:t>int</w:t>
+      </w:r>
+      <w:r>
+        <w:rPr>
+          <w:rFonts w:ascii="Consolas" w:eastAsia="Times New Roman" w:hAnsi="Consolas" w:cs="Times New Roman"/>
+          <w:color w:val="BBBEBF"/>
+          <w:sz w:val="21"/>
+          <w:szCs w:val="21"/>
+          <w:lang w:val="en-US" w:eastAsia="ru-RU"/>
+        </w:rPr>
+        <w:t xml:space="preserve"> </w:t>
+      </w:r>
+      <w:r>
+        <w:rPr>
+          <w:rFonts w:ascii="Consolas" w:eastAsia="Times New Roman" w:hAnsi="Consolas" w:cs="Times New Roman"/>
+          <w:color w:val="D4D4D4"/>
+          <w:sz w:val="21"/>
+          <w:szCs w:val="21"/>
+          <w:lang w:val="en-US" w:eastAsia="ru-RU"/>
+        </w:rPr>
+        <w:t>=</w:t>
+      </w:r>
+      <w:r>
+        <w:rPr>
+          <w:rFonts w:ascii="Consolas" w:eastAsia="Times New Roman" w:hAnsi="Consolas" w:cs="Times New Roman"/>
+          <w:color w:val="BBBEBF"/>
+          <w:sz w:val="21"/>
+          <w:szCs w:val="21"/>
+          <w:lang w:val="en-US" w:eastAsia="ru-RU"/>
+        </w:rPr>
+        <w:t xml:space="preserve"> </w:t>
+      </w:r>
       <w:r>
         <w:rPr>
           <w:rFonts w:ascii="Consolas" w:eastAsia="Times New Roman" w:hAnsi="Consolas" w:cs="Times New Roman"/>
@@ -16352,9 +16051,8 @@
           <w:szCs w:val="21"/>
           <w:lang w:val="en-US" w:eastAsia="ru-RU"/>
         </w:rPr>
-        <w:t>attendance</w:t>
-      </w:r>
-      <w:proofErr w:type="spellEnd"/>
+        <w:t>Query</w:t>
+      </w:r>
       <w:r>
         <w:rPr>
           <w:rFonts w:ascii="Consolas" w:eastAsia="Times New Roman" w:hAnsi="Consolas" w:cs="Times New Roman"/>
@@ -16365,89 +16063,6 @@
         </w:rPr>
         <w:t>(</w:t>
       </w:r>
-      <w:proofErr w:type="gramEnd"/>
-      <w:r>
-        <w:rPr>
-          <w:rFonts w:ascii="Consolas" w:eastAsia="Times New Roman" w:hAnsi="Consolas" w:cs="Times New Roman"/>
-          <w:color w:val="FFA657"/>
-          <w:sz w:val="21"/>
-          <w:szCs w:val="21"/>
-          <w:lang w:val="en-US" w:eastAsia="ru-RU"/>
-        </w:rPr>
-        <w:t>limit</w:t>
-      </w:r>
-      <w:r>
-        <w:rPr>
-          <w:rFonts w:ascii="Consolas" w:eastAsia="Times New Roman" w:hAnsi="Consolas" w:cs="Times New Roman"/>
-          <w:color w:val="BBBEBF"/>
-          <w:sz w:val="21"/>
-          <w:szCs w:val="21"/>
-          <w:lang w:val="en-US" w:eastAsia="ru-RU"/>
-        </w:rPr>
-        <w:t xml:space="preserve">: </w:t>
-      </w:r>
-      <w:r>
-        <w:rPr>
-          <w:rFonts w:ascii="Consolas" w:eastAsia="Times New Roman" w:hAnsi="Consolas" w:cs="Times New Roman"/>
-          <w:color w:val="4EC9B0"/>
-          <w:sz w:val="21"/>
-          <w:szCs w:val="21"/>
-          <w:lang w:val="en-US" w:eastAsia="ru-RU"/>
-        </w:rPr>
-        <w:t>int</w:t>
-      </w:r>
-      <w:r>
-        <w:rPr>
-          <w:rFonts w:ascii="Consolas" w:eastAsia="Times New Roman" w:hAnsi="Consolas" w:cs="Times New Roman"/>
-          <w:color w:val="BBBEBF"/>
-          <w:sz w:val="21"/>
-          <w:szCs w:val="21"/>
-          <w:lang w:val="en-US" w:eastAsia="ru-RU"/>
-        </w:rPr>
-        <w:t xml:space="preserve"> </w:t>
-      </w:r>
-      <w:r>
-        <w:rPr>
-          <w:rFonts w:ascii="Consolas" w:eastAsia="Times New Roman" w:hAnsi="Consolas" w:cs="Times New Roman"/>
-          <w:color w:val="D4D4D4"/>
-          <w:sz w:val="21"/>
-          <w:szCs w:val="21"/>
-          <w:lang w:val="en-US" w:eastAsia="ru-RU"/>
-        </w:rPr>
-        <w:t>=</w:t>
-      </w:r>
-      <w:r>
-        <w:rPr>
-          <w:rFonts w:ascii="Consolas" w:eastAsia="Times New Roman" w:hAnsi="Consolas" w:cs="Times New Roman"/>
-          <w:color w:val="BBBEBF"/>
-          <w:sz w:val="21"/>
-          <w:szCs w:val="21"/>
-          <w:lang w:val="en-US" w:eastAsia="ru-RU"/>
-        </w:rPr>
-        <w:t xml:space="preserve"> </w:t>
-      </w:r>
-      <w:proofErr w:type="gramStart"/>
-      <w:r>
-        <w:rPr>
-          <w:rFonts w:ascii="Consolas" w:eastAsia="Times New Roman" w:hAnsi="Consolas" w:cs="Times New Roman"/>
-          <w:color w:val="D2A8FF"/>
-          <w:sz w:val="21"/>
-          <w:szCs w:val="21"/>
-          <w:lang w:val="en-US" w:eastAsia="ru-RU"/>
-        </w:rPr>
-        <w:t>Query</w:t>
-      </w:r>
-      <w:r>
-        <w:rPr>
-          <w:rFonts w:ascii="Consolas" w:eastAsia="Times New Roman" w:hAnsi="Consolas" w:cs="Times New Roman"/>
-          <w:color w:val="BBBEBF"/>
-          <w:sz w:val="21"/>
-          <w:szCs w:val="21"/>
-          <w:lang w:val="en-US" w:eastAsia="ru-RU"/>
-        </w:rPr>
-        <w:t>(</w:t>
-      </w:r>
-      <w:proofErr w:type="gramEnd"/>
       <w:r>
         <w:rPr>
           <w:rFonts w:ascii="Consolas" w:eastAsia="Times New Roman" w:hAnsi="Consolas" w:cs="Times New Roman"/>
@@ -16561,7 +16176,7 @@
           <w:color w:val="BBBEBF"/>
           <w:sz w:val="21"/>
           <w:szCs w:val="21"/>
-          <w:lang w:val="en-US" w:eastAsia="ru-RU"/>
+          <w:lang w:eastAsia="ru-RU"/>
         </w:rPr>
       </w:pPr>
       <w:r>
@@ -16639,9 +16254,6 @@
         <w:t>3.</w:t>
       </w:r>
       <w:r>
-        <w:rPr>
-          <w:lang w:val="en-US"/>
-        </w:rPr>
         <w:t>4</w:t>
       </w:r>
       <w:r>
@@ -16806,7 +16418,6 @@
           <w:bCs/>
           <w:sz w:val="28"/>
           <w:szCs w:val="40"/>
-          <w:lang w:val="en-US"/>
         </w:rPr>
       </w:pPr>
       <w:r>
@@ -16830,7 +16441,6 @@
           <w:bCs/>
           <w:sz w:val="28"/>
           <w:szCs w:val="40"/>
-          <w:lang w:val="en-US"/>
         </w:rPr>
       </w:pPr>
       <w:r>
@@ -17642,7 +17252,6 @@
           <w:rFonts w:ascii="Times New Roman" w:eastAsiaTheme="majorEastAsia" w:hAnsi="Times New Roman" w:cstheme="majorBidi"/>
           <w:sz w:val="28"/>
           <w:szCs w:val="40"/>
-          <w:lang w:val="en-US"/>
         </w:rPr>
       </w:pPr>
       <w:r>
@@ -18099,7 +17708,6 @@
         <w:pStyle w:val="2"/>
         <w:rPr>
           <w:bCs/>
-          <w:lang w:val="en-US"/>
         </w:rPr>
       </w:pPr>
       <w:bookmarkStart w:id="41" w:name="_Toc227375409"/>
@@ -18107,9 +17715,6 @@
         <w:t>3.</w:t>
       </w:r>
       <w:r>
-        <w:rPr>
-          <w:lang w:val="en-US"/>
-        </w:rPr>
         <w:t>5</w:t>
       </w:r>
       <w:r>
@@ -18117,9 +17722,6 @@
       </w:r>
       <w:bookmarkEnd w:id="41"/>
       <w:r>
-        <w:rPr>
-          <w:lang w:val="en-US"/>
-        </w:rPr>
         <w:t xml:space="preserve"> </w:t>
       </w:r>
       <w:r>
